--- a/word_reports/LP_0283_위치_714_Queen_Greatest Hits.docx
+++ b/word_reports/LP_0283_위치_714_Queen_Greatest Hits.docx
@@ -4,7 +4,7 @@
   <w:body>
     <w:p>
       <w:pPr>
-        <w:spacing w:after="280"/>
+        <w:spacing w:after="80"/>
       </w:pPr>
       <w:r>
         <w:rPr w:rFonts="맑은 고딕">
@@ -13,94 +13,47 @@
           <w:color w:val="1E3A8A"/>
           <w:sz w:val="30"/>
         </w:rPr>
-        <w:t>[714] Queen - Greatest Hits</w:t>
+        <w:t>Queen (여왕) - Greatest Hits</w:t>
       </w:r>
     </w:p>
     <w:p>
       <w:pPr>
-        <w:spacing w:after="320"/>
+        <w:spacing w:after="240"/>
       </w:pPr>
       <w:r>
         <w:rPr w:rFonts="맑은 고딕">
           <w:rFonts w:ascii="맑은 고딕" w:hAnsi="맑은 고딕" w:eastAsia="맑은 고딕"/>
           <w:b/>
-          <w:sz w:val="20"/>
+          <w:color w:val="4B5563"/>
+          <w:sz w:val="22"/>
         </w:rPr>
-        <w:t>■ 위치 : 714</w:t>
-        <w:br/>
-      </w:r>
-      <w:r>
-        <w:rPr w:rFonts="맑은 고딕">
-          <w:rFonts w:ascii="맑은 고딕" w:hAnsi="맑은 고딕" w:eastAsia="맑은 고딕"/>
-          <w:b/>
-          <w:sz w:val="20"/>
-        </w:rPr>
-        <w:t>■ 아티스트 : Queen</w:t>
-        <w:br/>
-      </w:r>
-      <w:r>
-        <w:rPr w:rFonts="맑은 고딕">
-          <w:rFonts w:ascii="맑은 고딕" w:hAnsi="맑은 고딕" w:eastAsia="맑은 고딕"/>
-          <w:b/>
-          <w:sz w:val="20"/>
-        </w:rPr>
-        <w:t>■ 앨범명 : Greatest Hits</w:t>
-        <w:br/>
-      </w:r>
-      <w:r>
-        <w:rPr w:rFonts="맑은 고딕">
-          <w:rFonts w:ascii="맑은 고딕" w:hAnsi="맑은 고딕" w:eastAsia="맑은 고딕"/>
-          <w:b w:val="0"/>
-          <w:sz w:val="20"/>
-        </w:rPr>
-        <w:t>■ 음반 레이블 : EMI</w:t>
-        <w:br/>
-      </w:r>
-      <w:r>
-        <w:rPr w:rFonts="맑은 고딕">
-          <w:rFonts w:ascii="맑은 고딕" w:hAnsi="맑은 고딕" w:eastAsia="맑은 고딕"/>
-          <w:b w:val="0"/>
-          <w:sz w:val="20"/>
-        </w:rPr>
-        <w:t>■ 발매년도 : 1981</w:t>
-        <w:br/>
-      </w:r>
-      <w:r>
-        <w:rPr w:rFonts="맑은 고딕">
-          <w:rFonts w:ascii="맑은 고딕" w:hAnsi="맑은 고딕" w:eastAsia="맑은 고딕"/>
-          <w:b w:val="0"/>
-          <w:sz w:val="20"/>
-        </w:rPr>
-        <w:t>■ 장르 : 록, 팝 록, 글램 록, 프로그레시브 록</w:t>
-        <w:br/>
-      </w:r>
-      <w:r>
-        <w:rPr w:rFonts="맑은 고딕">
-          <w:rFonts w:ascii="맑은 고딕" w:hAnsi="맑은 고딕" w:eastAsia="맑은 고딕"/>
-          <w:b w:val="0"/>
-          <w:sz w:val="20"/>
-        </w:rPr>
-        <w:t>■ 주요 수록곡 : Bohemian Rhapsody, Another One Bites the Dust, We Will Rock You, We Are the Champions, Don't Stop Me Now, Somebody to Love</w:t>
-        <w:br/>
+        <w:t>위치 :  714</w:t>
       </w:r>
     </w:p>
     <w:p>
       <w:pPr>
-        <w:spacing w:after="160"/>
+        <w:spacing w:line="324" w:lineRule="auto" w:before="80" w:after="160"/>
       </w:pPr>
       <w:r>
         <w:rPr w:rFonts="맑은 고딕">
           <w:rFonts w:ascii="맑은 고딕" w:hAnsi="맑은 고딕" w:eastAsia="맑은 고딕"/>
           <w:b/>
           <w:color w:val="1F2937"/>
-          <w:sz w:val="24"/>
+          <w:sz w:val="22"/>
         </w:rPr>
-        <w:t>■ 음반 해설 및 감상 가이드</w:t>
+        <w:t xml:space="preserve">[음반 소개] </w:t>
+      </w:r>
+      <w:r>
+        <w:rPr w:rFonts="맑은 고딕">
+          <w:rFonts w:ascii="맑은 고딕" w:hAnsi="맑은 고딕" w:eastAsia="맑은 고딕"/>
+          <w:b w:val="0"/>
+          <w:sz w:val="21"/>
+        </w:rPr>
       </w:r>
     </w:p>
     <w:p>
       <w:pPr>
-        <w:spacing w:line="312" w:lineRule="auto" w:after="120"/>
+        <w:spacing w:line="324" w:lineRule="auto" w:after="120"/>
       </w:pPr>
       <w:r>
         <w:rPr w:rFonts="맑은 고딕">
@@ -108,51 +61,516 @@
           <w:b w:val="0"/>
           <w:sz w:val="21"/>
         </w:rPr>
-        <w:t>1981년에 발매된 퀸(Queen)의 《Greatest Hits》는 대중음악 역사상 가장 성공적이고 상징적인 베스트 컴필레이션 앨범 중 하나입니다. 영국 음반 역사상 가장 많이 판매된 앨범이라는 불멸의 대기록을 보유한 이 음반은, 1970년대 초반 하드 록과 글램 록으로 출발하여 1980년대 초 팝 록과 펑크(Funk)에 이르기까지 퀸이 구축해 온 거대한 음악적 제국의 핵심만을 정교하게 다듬어 놓은 명작입니다. 단일 밴드가 보여줄 수 있는 한계를 넘어선 파격적 변신과 상업적·예술적 성공의 정점이 이 한 장의 LP에 집약되어 있습니다.</w:t>
+        <w:t>클래식의 웅장한 기품과 록 음악의 역동적인 에너지를 가장 완벽하게 융합해 낸 불멸의 록 밴드 퀸(Queen)의 찬란한 전성기를 집대성한 음반입니다. 1974년부터 1980년까지 대중음악사에 굵직한 궤적을 남긴 마스터피스들이 한데 모여, 마치 한 편의 장엄한 오페라를 감상하는 듯한 벅찬 전율을 선사합니다. 프레디 머큐리의 압도적인 보컬과 브라이언 메이의 유려한 오케스트레이션 기타 사운드는 반세기가 지난 지금까지도 세대를 뛰어넘어 순수한 감동의 울림을 전합니다. 대중성과 예술성이라는 두 마리 토끼를 모두 잡으며 팝 음악이 도달할 수 있는 가장 화려한 정점을 증명한 기념비적인 걸작입니다.</w:t>
       </w:r>
     </w:p>
     <w:p>
       <w:pPr>
-        <w:spacing w:line="312" w:lineRule="auto" w:after="120"/>
+        <w:spacing w:line="324" w:lineRule="auto" w:before="200" w:after="80"/>
       </w:pPr>
+      <w:r>
+        <w:rPr w:rFonts="맑은 고딕">
+          <w:rFonts w:ascii="맑은 고딕" w:hAnsi="맑은 고딕" w:eastAsia="맑은 고딕"/>
+          <w:b/>
+          <w:color w:val="1E3A8A"/>
+          <w:sz w:val="24"/>
+        </w:rPr>
+        <w:t>1. 음반 데이터</w:t>
+      </w:r>
+    </w:p>
+    <w:p>
+      <w:pPr>
+        <w:spacing w:line="324" w:lineRule="auto" w:after="80"/>
+      </w:pPr>
+      <w:r>
+        <w:rPr w:rFonts="맑은 고딕">
+          <w:rFonts w:ascii="맑은 고딕" w:hAnsi="맑은 고딕" w:eastAsia="맑은 고딕"/>
+          <w:b w:val="0"/>
+          <w:color w:val="6B7280"/>
+          <w:sz w:val="21"/>
+        </w:rPr>
+        <w:t xml:space="preserve">· </w:t>
+      </w:r>
+      <w:r>
+        <w:rPr w:rFonts="맑은 고딕">
+          <w:rFonts w:ascii="맑은 고딕" w:hAnsi="맑은 고딕" w:eastAsia="맑은 고딕"/>
+          <w:b/>
+          <w:color w:val="1F2937"/>
+          <w:sz w:val="21"/>
+        </w:rPr>
+        <w:t xml:space="preserve">앨범명: </w:t>
+      </w:r>
       <w:r>
         <w:rPr w:rFonts="맑은 고딕">
           <w:rFonts w:ascii="맑은 고딕" w:hAnsi="맑은 고딕" w:eastAsia="맑은 고딕"/>
           <w:b w:val="0"/>
           <w:sz w:val="21"/>
         </w:rPr>
-        <w:t>음악적으로 본 음반은 장르의 경계를 유연하게 넘나드는 퀸 특유의 독창성과 천재성을 단적으로 보여줍니다. 오페라적 구성과 록의 차가운 폭발력을 결합한 독주곡부터 흑인 음악의 펑키한 베이스 리듬, 대중의 함성을 유도하는 웅장한 스태디움 앤섬(Stadium Anthem)에 이르기까지 다채로운 영역을 완벽하게 소화합니다. 보컬리스트 프레디 머큐리의 압도적인 성량과 극적인 표현력은 앨범 전체를 관통하며, 브라이언 메이의 독창적인 핸드메이드 기타 '레드 스페셜'이 만들어내는 다층 오케스트레이션 사운드, 그리고 존 디콘과 로저 테일러가 구축한 탄탄한 리듬 섹션은 각 트랙마다 오디오필(Audiophile) 수준의 완벽한 조화를 자랑합니다.</w:t>
+        <w:t>Greatest Hits</w:t>
       </w:r>
     </w:p>
     <w:p>
       <w:pPr>
-        <w:spacing w:line="312" w:lineRule="auto" w:after="120"/>
+        <w:spacing w:line="324" w:lineRule="auto" w:after="80"/>
       </w:pPr>
+      <w:r>
+        <w:rPr w:rFonts="맑은 고딕">
+          <w:rFonts w:ascii="맑은 고딕" w:hAnsi="맑은 고딕" w:eastAsia="맑은 고딕"/>
+          <w:b w:val="0"/>
+          <w:color w:val="6B7280"/>
+          <w:sz w:val="21"/>
+        </w:rPr>
+        <w:t xml:space="preserve">· </w:t>
+      </w:r>
+      <w:r>
+        <w:rPr w:rFonts="맑은 고딕">
+          <w:rFonts w:ascii="맑은 고딕" w:hAnsi="맑은 고딕" w:eastAsia="맑은 고딕"/>
+          <w:b/>
+          <w:color w:val="1F2937"/>
+          <w:sz w:val="21"/>
+        </w:rPr>
+        <w:t xml:space="preserve">아티스트: </w:t>
+      </w:r>
       <w:r>
         <w:rPr w:rFonts="맑은 고딕">
           <w:rFonts w:ascii="맑은 고딕" w:hAnsi="맑은 고딕" w:eastAsia="맑은 고딕"/>
           <w:b w:val="0"/>
           <w:sz w:val="21"/>
         </w:rPr>
-        <w:t>수록곡의 면면은 대중음악의 역사를 바꾼 명곡들로 가득합니다. 록 음악의 패러다임을 바꾼 대서사시 〈Bohemian Rhapsody〉를 비롯하여, 중독성 넘치는 베이스 리프가 일품인 〈Another One Bites the Dust〉, 전 세계인들의 가슴을 뛰게 만드는 영원한 승가의 찬가 〈We Will Rock You〉와 〈We Are the Champions〉, 그리고 프레디 머큐리의 솟구치는 생명력이 돋보이는 〈Don't Stop Me Now〉와 웅장한 고스펠 스타일의 화음이 빛나는 〈Somebody to Love〉 등, 곡 하나하나가 한 시대를 대표하는 팝 아카이브의 정수라 할 수 있습니다.</w:t>
+        <w:t>Queen (여왕)</w:t>
       </w:r>
     </w:p>
     <w:p>
       <w:pPr>
-        <w:spacing w:line="312" w:lineRule="auto" w:after="120"/>
+        <w:spacing w:line="324" w:lineRule="auto" w:after="80"/>
       </w:pPr>
+      <w:r>
+        <w:rPr w:rFonts="맑은 고딕">
+          <w:rFonts w:ascii="맑은 고딕" w:hAnsi="맑은 고딕" w:eastAsia="맑은 고딕"/>
+          <w:b w:val="0"/>
+          <w:color w:val="6B7280"/>
+          <w:sz w:val="21"/>
+        </w:rPr>
+        <w:t xml:space="preserve">· </w:t>
+      </w:r>
+      <w:r>
+        <w:rPr w:rFonts="맑은 고딕">
+          <w:rFonts w:ascii="맑은 고딕" w:hAnsi="맑은 고딕" w:eastAsia="맑은 고딕"/>
+          <w:b/>
+          <w:color w:val="1F2937"/>
+          <w:sz w:val="21"/>
+        </w:rPr>
+        <w:t xml:space="preserve">발매 정보: </w:t>
+      </w:r>
       <w:r>
         <w:rPr w:rFonts="맑은 고딕">
           <w:rFonts w:ascii="맑은 고딕" w:hAnsi="맑은 고딕" w:eastAsia="맑은 고딕"/>
           <w:b w:val="0"/>
           <w:sz w:val="21"/>
         </w:rPr>
-        <w:t>아날로그 LP 매체로 감상하는 이 음반은 퀸 특유의 정교한 아카펠라 다중 녹음 기법과 입체적인 입체 음향의 텍스처를 훨씬 더 풍부하고 따뜻한 질감으로 전달합니다. 퀸이라는 전설적인 밴드의 세계로 들어가는 가장 완벽한 안내서이자, LP 판골을 따라 흐르는 프레디 머큐리의 불멸의 목소리를 통해 대중음악이 도달할 수 있는 가장 화려하고 감동적인 순간을 선사하는 음반입니다.</w:t>
+        <w:t>1981년 10월 26일 EMI/Elektra를 통해 발매된 퀸의 첫 번째 공식 베스트 앨범으로, 데뷔 초기의 프로그레시브 및 글램 록 성향부터 1980년대 초반의 디스코, 팝 록에 이르는 눈부신 음악적 변천사를 총망라한 역사적 성격의 음반입니다.</w:t>
+      </w:r>
+    </w:p>
+    <w:p>
+      <w:pPr>
+        <w:spacing w:line="324" w:lineRule="auto" w:after="80"/>
+      </w:pPr>
+      <w:r>
+        <w:rPr w:rFonts="맑은 고딕">
+          <w:rFonts w:ascii="맑은 고딕" w:hAnsi="맑은 고딕" w:eastAsia="맑은 고딕"/>
+          <w:b w:val="0"/>
+          <w:color w:val="6B7280"/>
+          <w:sz w:val="21"/>
+        </w:rPr>
+        <w:t xml:space="preserve">· </w:t>
+      </w:r>
+      <w:r>
+        <w:rPr w:rFonts="맑은 고딕">
+          <w:rFonts w:ascii="맑은 고딕" w:hAnsi="맑은 고딕" w:eastAsia="맑은 고딕"/>
+          <w:b/>
+          <w:color w:val="1F2937"/>
+          <w:sz w:val="21"/>
+        </w:rPr>
+        <w:t xml:space="preserve">LP 인기도(판매량): </w:t>
+      </w:r>
+      <w:r>
+        <w:rPr w:rFonts="맑은 고딕">
+          <w:rFonts w:ascii="맑은 고딕" w:hAnsi="맑은 고딕" w:eastAsia="맑은 고딕"/>
+          <w:b w:val="0"/>
+          <w:sz w:val="21"/>
+        </w:rPr>
+        <w:t>영국 앨범 차트 통산 1,000주 이상 머무르며 영국 역사상 가장 많이 팔린 앨범 1위(영국 내 700만 장 이상)를 기록하였고, 전 세계적으로 2,500만 장 이상의 경이적인 판매고를 올리며 아날로그 시대와 디지털 시대를 통틀어 전 인류의 애청반으로 군림하고 있습니다.</w:t>
+      </w:r>
+    </w:p>
+    <w:p>
+      <w:pPr>
+        <w:spacing w:line="324" w:lineRule="auto" w:after="80"/>
+      </w:pPr>
+      <w:r>
+        <w:rPr w:rFonts="맑은 고딕">
+          <w:rFonts w:ascii="맑은 고딕" w:hAnsi="맑은 고딕" w:eastAsia="맑은 고딕"/>
+          <w:b w:val="0"/>
+          <w:color w:val="6B7280"/>
+          <w:sz w:val="21"/>
+        </w:rPr>
+        <w:t xml:space="preserve">· </w:t>
+      </w:r>
+      <w:r>
+        <w:rPr w:rFonts="맑은 고딕">
+          <w:rFonts w:ascii="맑은 고딕" w:hAnsi="맑은 고딕" w:eastAsia="맑은 고딕"/>
+          <w:b/>
+          <w:color w:val="1F2937"/>
+          <w:sz w:val="21"/>
+        </w:rPr>
+        <w:t xml:space="preserve">각종 수상경력: </w:t>
+      </w:r>
+      <w:r>
+        <w:rPr w:rFonts="맑은 고딕">
+          <w:rFonts w:ascii="맑은 고딕" w:hAnsi="맑은 고딕" w:eastAsia="맑은 고딕"/>
+          <w:b w:val="0"/>
+          <w:sz w:val="21"/>
+        </w:rPr>
+        <w:t>영국 음반 산업 협회(BPI) 23× 플래티넘, 미국 음반 산업 협회(RIAA) 9× 플래티넘 인증을 비롯해, 롤링 스톤 및 NME 등 세계적 권위의 음악 매체들이 선정한 '역사상 가장 위대한 컴필레이션 앨범' 상위권에 항구적으로 이름을 올리고 있습니다.</w:t>
+      </w:r>
+    </w:p>
+    <w:p>
+      <w:pPr>
+        <w:spacing w:line="324" w:lineRule="auto" w:before="200" w:after="80"/>
+      </w:pPr>
+      <w:r>
+        <w:rPr w:rFonts="맑은 고딕">
+          <w:rFonts w:ascii="맑은 고딕" w:hAnsi="맑은 고딕" w:eastAsia="맑은 고딕"/>
+          <w:b/>
+          <w:color w:val="1E3A8A"/>
+          <w:sz w:val="24"/>
+        </w:rPr>
+        <w:t>2. 아티스트 정보</w:t>
+      </w:r>
+    </w:p>
+    <w:p>
+      <w:pPr>
+        <w:spacing w:line="324" w:lineRule="auto" w:after="80"/>
+      </w:pPr>
+      <w:r>
+        <w:rPr w:rFonts="맑은 고딕">
+          <w:rFonts w:ascii="맑은 고딕" w:hAnsi="맑은 고딕" w:eastAsia="맑은 고딕"/>
+          <w:b w:val="0"/>
+          <w:color w:val="6B7280"/>
+          <w:sz w:val="21"/>
+        </w:rPr>
+        <w:t xml:space="preserve">· </w:t>
+      </w:r>
+      <w:r>
+        <w:rPr w:rFonts="맑은 고딕">
+          <w:rFonts w:ascii="맑은 고딕" w:hAnsi="맑은 고딕" w:eastAsia="맑은 고딕"/>
+          <w:b/>
+          <w:color w:val="1F2937"/>
+          <w:sz w:val="21"/>
+        </w:rPr>
+        <w:t xml:space="preserve">국적: </w:t>
+      </w:r>
+      <w:r>
+        <w:rPr w:rFonts="맑은 고딕">
+          <w:rFonts w:ascii="맑은 고딕" w:hAnsi="맑은 고딕" w:eastAsia="맑은 고딕"/>
+          <w:b w:val="0"/>
+          <w:sz w:val="21"/>
+        </w:rPr>
+        <w:t>영국 (United Kingdom)</w:t>
+      </w:r>
+    </w:p>
+    <w:p>
+      <w:pPr>
+        <w:spacing w:line="324" w:lineRule="auto" w:after="80"/>
+      </w:pPr>
+      <w:r>
+        <w:rPr w:rFonts="맑은 고딕">
+          <w:rFonts w:ascii="맑은 고딕" w:hAnsi="맑은 고딕" w:eastAsia="맑은 고딕"/>
+          <w:b w:val="0"/>
+          <w:color w:val="6B7280"/>
+          <w:sz w:val="21"/>
+        </w:rPr>
+        <w:t xml:space="preserve">· </w:t>
+      </w:r>
+      <w:r>
+        <w:rPr w:rFonts="맑은 고딕">
+          <w:rFonts w:ascii="맑은 고딕" w:hAnsi="맑은 고딕" w:eastAsia="맑은 고딕"/>
+          <w:b/>
+          <w:color w:val="1F2937"/>
+          <w:sz w:val="21"/>
+        </w:rPr>
+        <w:t xml:space="preserve">생몰년도: </w:t>
+      </w:r>
+      <w:r>
+        <w:rPr w:rFonts="맑은 고딕">
+          <w:rFonts w:ascii="맑은 고딕" w:hAnsi="맑은 고딕" w:eastAsia="맑은 고딕"/>
+          <w:b w:val="0"/>
+          <w:sz w:val="21"/>
+        </w:rPr>
+        <w:t>1970년 결성 (보컬 프레디 머큐리: 1946년 ~ 1991년)</w:t>
+      </w:r>
+    </w:p>
+    <w:p>
+      <w:pPr>
+        <w:spacing w:line="324" w:lineRule="auto" w:after="80"/>
+      </w:pPr>
+      <w:r>
+        <w:rPr w:rFonts="맑은 고딕">
+          <w:rFonts w:ascii="맑은 고딕" w:hAnsi="맑은 고딕" w:eastAsia="맑은 고딕"/>
+          <w:b w:val="0"/>
+          <w:color w:val="6B7280"/>
+          <w:sz w:val="21"/>
+        </w:rPr>
+        <w:t xml:space="preserve">· </w:t>
+      </w:r>
+      <w:r>
+        <w:rPr w:rFonts="맑은 고딕">
+          <w:rFonts w:ascii="맑은 고딕" w:hAnsi="맑은 고딕" w:eastAsia="맑은 고딕"/>
+          <w:b/>
+          <w:color w:val="1F2937"/>
+          <w:sz w:val="21"/>
+        </w:rPr>
+        <w:t xml:space="preserve">그룹 소속: </w:t>
+      </w:r>
+      <w:r>
+        <w:rPr w:rFonts="맑은 고딕">
+          <w:rFonts w:ascii="맑은 고딕" w:hAnsi="맑은 고딕" w:eastAsia="맑은 고딕"/>
+          <w:b w:val="0"/>
+          <w:sz w:val="21"/>
+        </w:rPr>
+        <w:t>4인조 록 밴드 (프레디 머큐리, 브라이언 메이, 존 디콘, 로저 테일러)</w:t>
+      </w:r>
+    </w:p>
+    <w:p>
+      <w:pPr>
+        <w:spacing w:line="324" w:lineRule="auto" w:after="80"/>
+      </w:pPr>
+      <w:r>
+        <w:rPr w:rFonts="맑은 고딕">
+          <w:rFonts w:ascii="맑은 고딕" w:hAnsi="맑은 고딕" w:eastAsia="맑은 고딕"/>
+          <w:b w:val="0"/>
+          <w:color w:val="6B7280"/>
+          <w:sz w:val="21"/>
+        </w:rPr>
+        <w:t xml:space="preserve">· </w:t>
+      </w:r>
+      <w:r>
+        <w:rPr w:rFonts="맑은 고딕">
+          <w:rFonts w:ascii="맑은 고딕" w:hAnsi="맑은 고딕" w:eastAsia="맑은 고딕"/>
+          <w:b/>
+          <w:color w:val="1F2937"/>
+          <w:sz w:val="21"/>
+        </w:rPr>
+        <w:t xml:space="preserve">아티스트 소개: </w:t>
+      </w:r>
+      <w:r>
+        <w:rPr w:rFonts="맑은 고딕">
+          <w:rFonts w:ascii="맑은 고딕" w:hAnsi="맑은 고딕" w:eastAsia="맑은 고딕"/>
+          <w:b w:val="0"/>
+          <w:sz w:val="21"/>
+        </w:rPr>
+        <w:t>록 음악의 테두리 안에 클래식, 오페라, 보드빌, 가스펠 등 다채로운 음악 어휘를 끌어안으며 독창적인 예술 세계를 구축한 20세기 대중음악의 독보적 아이콘입니다. 천재적인 네 명의 멤버 전원이 각기 빌보드 1위 곡을 작곡할 만큼 탁월한 음악적 역량을 보유했으며, 프레디 머큐리의 극적인 가창력과 무대 장악력은 라이브 퍼포먼스의 궁극적 표준을 제시했습니다.</w:t>
+      </w:r>
+    </w:p>
+    <w:p>
+      <w:pPr>
+        <w:spacing w:line="324" w:lineRule="auto" w:before="200" w:after="80"/>
+      </w:pPr>
+      <w:r>
+        <w:rPr w:rFonts="맑은 고딕">
+          <w:rFonts w:ascii="맑은 고딕" w:hAnsi="맑은 고딕" w:eastAsia="맑은 고딕"/>
+          <w:b/>
+          <w:color w:val="1E3A8A"/>
+          <w:sz w:val="24"/>
+        </w:rPr>
+        <w:t>3. 음반 상세 분석</w:t>
+      </w:r>
+    </w:p>
+    <w:p>
+      <w:pPr>
+        <w:spacing w:line="324" w:lineRule="auto" w:after="80"/>
+      </w:pPr>
+      <w:r>
+        <w:rPr w:rFonts="맑은 고딕">
+          <w:rFonts w:ascii="맑은 고딕" w:hAnsi="맑은 고딕" w:eastAsia="맑은 고딕"/>
+          <w:b w:val="0"/>
+          <w:color w:val="6B7280"/>
+          <w:sz w:val="21"/>
+        </w:rPr>
+        <w:t xml:space="preserve">· </w:t>
+      </w:r>
+      <w:r>
+        <w:rPr w:rFonts="맑은 고딕">
+          <w:rFonts w:ascii="맑은 고딕" w:hAnsi="맑은 고딕" w:eastAsia="맑은 고딕"/>
+          <w:b/>
+          <w:color w:val="1F2937"/>
+          <w:sz w:val="21"/>
+        </w:rPr>
+        <w:t xml:space="preserve">역사적 위치: </w:t>
+      </w:r>
+      <w:r>
+        <w:rPr w:rFonts="맑은 고딕">
+          <w:rFonts w:ascii="맑은 고딕" w:hAnsi="맑은 고딕" w:eastAsia="맑은 고딕"/>
+          <w:b w:val="0"/>
+          <w:sz w:val="21"/>
+        </w:rPr>
+        <w:t>단순한 히트곡의 모음집을 넘어 1970년대 브리티시 록이 어떻게 클래식의 정교함과 대중 친화적인 스타디움 록으로 성숙해 갔는지를 증명하는 음악사적 사료입니다. 수록된 트랙 하나하나가 대중음악의 문법을 바꾼 혁신적인 명곡들로 구성되어 있어, 팝과 록을 공부하는 모든 이들에게 필청의 교과서로 자리매김하고 있습니다.</w:t>
+      </w:r>
+    </w:p>
+    <w:p>
+      <w:pPr>
+        <w:spacing w:line="324" w:lineRule="auto" w:after="80"/>
+      </w:pPr>
+      <w:r>
+        <w:rPr w:rFonts="맑은 고딕">
+          <w:rFonts w:ascii="맑은 고딕" w:hAnsi="맑은 고딕" w:eastAsia="맑은 고딕"/>
+          <w:b w:val="0"/>
+          <w:color w:val="6B7280"/>
+          <w:sz w:val="21"/>
+        </w:rPr>
+        <w:t xml:space="preserve">· </w:t>
+      </w:r>
+      <w:r>
+        <w:rPr w:rFonts="맑은 고딕">
+          <w:rFonts w:ascii="맑은 고딕" w:hAnsi="맑은 고딕" w:eastAsia="맑은 고딕"/>
+          <w:b/>
+          <w:color w:val="1F2937"/>
+          <w:sz w:val="21"/>
+        </w:rPr>
+        <w:t xml:space="preserve">시대의 흔적(스토리텔링): </w:t>
+      </w:r>
+      <w:r>
+        <w:rPr w:rFonts="맑은 고딕">
+          <w:rFonts w:ascii="맑은 고딕" w:hAnsi="맑은 고딕" w:eastAsia="맑은 고딕"/>
+          <w:b w:val="0"/>
+          <w:sz w:val="21"/>
+        </w:rPr>
+        <w:t>오일 쇼크와 경제적 불황으로 음울했던 1970년대 후반의 영국과 전 세계 젊은이들에게 해방감과 카타르시스를 선사했던 시대의 서정시입니다. 라디오 전파와 바이닐을 통해 울려 퍼지던 이들의 멜로디는 고단한 일상을 잊게 만드는 찬란한 탈출구였으며, 청춘의 꿈과 낭만을 대변하는 뜨거운 문화적 함성이었습니다.</w:t>
+      </w:r>
+    </w:p>
+    <w:p>
+      <w:pPr>
+        <w:spacing w:line="324" w:lineRule="auto" w:before="200" w:after="80"/>
+      </w:pPr>
+      <w:r>
+        <w:rPr w:rFonts="맑은 고딕">
+          <w:rFonts w:ascii="맑은 고딕" w:hAnsi="맑은 고딕" w:eastAsia="맑은 고딕"/>
+          <w:b/>
+          <w:color w:val="1E3A8A"/>
+          <w:sz w:val="24"/>
+        </w:rPr>
+        <w:t>4. 주요 수록곡 및 감상 제언</w:t>
+      </w:r>
+    </w:p>
+    <w:p>
+      <w:pPr>
+        <w:spacing w:line="324" w:lineRule="auto" w:after="80"/>
+      </w:pPr>
+      <w:r>
+        <w:rPr w:rFonts="맑은 고딕">
+          <w:rFonts w:ascii="맑은 고딕" w:hAnsi="맑은 고딕" w:eastAsia="맑은 고딕"/>
+          <w:b w:val="0"/>
+          <w:color w:val="6B7280"/>
+          <w:sz w:val="21"/>
+        </w:rPr>
+        <w:t xml:space="preserve">· </w:t>
+      </w:r>
+      <w:r>
+        <w:rPr w:rFonts="맑은 고딕">
+          <w:rFonts w:ascii="맑은 고딕" w:hAnsi="맑은 고딕" w:eastAsia="맑은 고딕"/>
+          <w:b/>
+          <w:color w:val="1F2937"/>
+          <w:sz w:val="21"/>
+        </w:rPr>
+        <w:t xml:space="preserve">주요 수록곡 특징: </w:t>
+      </w:r>
+      <w:r>
+        <w:rPr w:rFonts="맑은 고딕">
+          <w:rFonts w:ascii="맑은 고딕" w:hAnsi="맑은 고딕" w:eastAsia="맑은 고딕"/>
+          <w:b w:val="0"/>
+          <w:sz w:val="21"/>
+        </w:rPr>
+        <w:t>아카펠라와 오페라, 하드 록이 기적처럼 맞물린 'Bohemian Rhapsody', 발을 구르고 손뼉을 치며 합일을 이끌어내는 불멸의 송가 'We Will Rock You'와 'We Are the Champions', 펑키한 베이스 리프가 일품인 'Another One Bites the Dust', 가스펠 풍의 유려한 코러스가 가슴을 적시는 'Somebody to Love' 등 극적인 서정성과 폭발적 에너지가 공존합니다.</w:t>
+      </w:r>
+    </w:p>
+    <w:p>
+      <w:pPr>
+        <w:spacing w:line="324" w:lineRule="auto" w:after="80"/>
+      </w:pPr>
+      <w:r>
+        <w:rPr w:rFonts="맑은 고딕">
+          <w:rFonts w:ascii="맑은 고딕" w:hAnsi="맑은 고딕" w:eastAsia="맑은 고딕"/>
+          <w:b w:val="0"/>
+          <w:color w:val="6B7280"/>
+          <w:sz w:val="21"/>
+        </w:rPr>
+        <w:t xml:space="preserve">· </w:t>
+      </w:r>
+      <w:r>
+        <w:rPr w:rFonts="맑은 고딕">
+          <w:rFonts w:ascii="맑은 고딕" w:hAnsi="맑은 고딕" w:eastAsia="맑은 고딕"/>
+          <w:b/>
+          <w:color w:val="1F2937"/>
+          <w:sz w:val="21"/>
+        </w:rPr>
+        <w:t xml:space="preserve">빈티지 감상 제언: </w:t>
+      </w:r>
+      <w:r>
+        <w:rPr w:rFonts="맑은 고딕">
+          <w:rFonts w:ascii="맑은 고딕" w:hAnsi="맑은 고딕" w:eastAsia="맑은 고딕"/>
+          <w:b w:val="0"/>
+          <w:sz w:val="21"/>
+        </w:rPr>
+        <w:t>턴테이블의 바늘이 바이닐의 소릿골을 타며 전해지는 풍성한 아날로그의 온기는 디지털 음원에서 느끼기 힘든 브라이언 메이 특유의 '레드 스페셜' 기타 멀티 레이어 오케스트레이션과 로저 테일러의 묵직한 킥 드럼 사운드에 생명력을 불어넣습니다. 진공관 앰프를 통해 증폭되는 프레디 머큐리의 숨결과 공간감은 마치 1980년대 런던 웸블리 스타디움의 한가운데 서 있는 듯한 황홀한 현장감을 선사합니다.</w:t>
+      </w:r>
+    </w:p>
+    <w:p>
+      <w:pPr>
+        <w:spacing w:line="324" w:lineRule="auto" w:after="80"/>
+      </w:pPr>
+      <w:r>
+        <w:rPr w:rFonts="맑은 고딕">
+          <w:rFonts w:ascii="맑은 고딕" w:hAnsi="맑은 고딕" w:eastAsia="맑은 고딕"/>
+          <w:b w:val="0"/>
+          <w:color w:val="6B7280"/>
+          <w:sz w:val="21"/>
+        </w:rPr>
+        <w:t xml:space="preserve">· </w:t>
+      </w:r>
+      <w:r>
+        <w:rPr w:rFonts="맑은 고딕">
+          <w:rFonts w:ascii="맑은 고딕" w:hAnsi="맑은 고딕" w:eastAsia="맑은 고딕"/>
+          <w:b/>
+          <w:color w:val="1F2937"/>
+          <w:sz w:val="21"/>
+        </w:rPr>
+        <w:t xml:space="preserve">소장 가치: </w:t>
+      </w:r>
+      <w:r>
+        <w:rPr w:rFonts="맑은 고딕">
+          <w:rFonts w:ascii="맑은 고딕" w:hAnsi="맑은 고딕" w:eastAsia="맑은 고딕"/>
+          <w:b w:val="0"/>
+          <w:sz w:val="21"/>
+        </w:rPr>
+        <w:t>대중음악 역사상 가장 완벽한 트랙 리스트를 자랑하는 컬렉션이자 오리지널 마스터 테이프의 숨결을 고스란히 간직한 LP로, 정통 바이닐 애호가와 클래식/록 컬렉터라면 반드시 랙의 중심에 갖추어야 할 불후의 명반입니다.</w:t>
+      </w:r>
+    </w:p>
+    <w:p>
+      <w:pPr>
+        <w:spacing w:line="324" w:lineRule="auto" w:after="120" w:before="160"/>
+      </w:pPr>
+      <w:r>
+        <w:rPr w:rFonts="맑은 고딕">
+          <w:rFonts w:ascii="맑은 고딕" w:hAnsi="맑은 고딕" w:eastAsia="맑은 고딕"/>
+          <w:b/>
+          <w:color w:val="4338CA"/>
+          <w:sz w:val="21"/>
+        </w:rPr>
+        <w:t>이 음반을 통해 턴테이블의 따스한 회전 속에서 불꽃처럼 타오르는 프레디 머큐리의 영혼과 퀸의 찬란했던 음악적 영광이 전해주는 감동을 다시 한번 경험해 보시는 것은 어떨까요?</w:t>
       </w:r>
     </w:p>
     <w:sectPr>
       <w:pgSz w:w="12240" w:h="15840"/>
-      <w:pgMar w:top="1440" w:right="1440" w:bottom="1440" w:left="1440" w:header="720" w:footer="720" w:gutter="0"/>
+      <w:pgMar w:top="1152" w:right="1296" w:bottom="1152" w:left="1296" w:header="720" w:footer="720" w:gutter="0"/>
       <w:cols w:space="720"/>
       <w:docGrid w:linePitch="360"/>
     </w:sectPr>

--- a/word_reports/LP_0283_위치_714_Queen_Greatest Hits.docx
+++ b/word_reports/LP_0283_위치_714_Queen_Greatest Hits.docx
@@ -32,7 +32,7 @@
     </w:p>
     <w:p>
       <w:pPr>
-        <w:spacing w:line="324" w:lineRule="auto" w:before="80" w:after="160"/>
+        <w:spacing w:line="324" w:lineRule="auto" w:before="80" w:after="120"/>
       </w:pPr>
       <w:r>
         <w:rPr w:rFonts="맑은 고딕">
@@ -42,13 +42,6 @@
           <w:sz w:val="22"/>
         </w:rPr>
         <w:t xml:space="preserve">[음반 소개] </w:t>
-      </w:r>
-      <w:r>
-        <w:rPr w:rFonts="맑은 고딕">
-          <w:rFonts w:ascii="맑은 고딕" w:hAnsi="맑은 고딕" w:eastAsia="맑은 고딕"/>
-          <w:b w:val="0"/>
-          <w:sz w:val="21"/>
-        </w:rPr>
       </w:r>
     </w:p>
     <w:p>
@@ -61,7 +54,33 @@
           <w:b w:val="0"/>
           <w:sz w:val="21"/>
         </w:rPr>
-        <w:t>클래식의 웅장한 기품과 록 음악의 역동적인 에너지를 가장 완벽하게 융합해 낸 불멸의 록 밴드 퀸(Queen)의 찬란한 전성기를 집대성한 음반입니다. 1974년부터 1980년까지 대중음악사에 굵직한 궤적을 남긴 마스터피스들이 한데 모여, 마치 한 편의 장엄한 오페라를 감상하는 듯한 벅찬 전율을 선사합니다. 프레디 머큐리의 압도적인 보컬과 브라이언 메이의 유려한 오케스트레이션 기타 사운드는 반세기가 지난 지금까지도 세대를 뛰어넘어 순수한 감동의 울림을 전합니다. 대중성과 예술성이라는 두 마리 토끼를 모두 잡으며 팝 음악이 도달할 수 있는 가장 화려한 정점을 증명한 기념비적인 걸작입니다.</w:t>
+        <w:t>1981년 세상에 첫선을 보인 퀸(Queen)의 [Greatest Hits]는 단순한 상업적 히트곡 모음집의 범주를 아득히 넘어섭니다. 1970년대라는 찬란한 록의 황금기 속에서 네 명의 청년이 이룩한 가장 화려하고도 극적인 예술적 성취를 한자리에 엮어낸 장대한 서사시이자, 대중음악이 도달할 수 있는 가장 우아하고 장엄한 결정체입니다. 프레디 머큐리의 압도적인 보컬과 드라마틱한 무대 장악력, 브라이언 메이의 유려한 오케스트레이션 기타, 그리고 존 디콘과 로저 테일러가 직조해 낸 견고하고 독창적인 리듬 섹션은 클래식의 숭고함과 하드록의 파격, 팝의 대중성을 하나의 유기체로 융합하며 음악사의 지평을 영구히 확장했습니다.</w:t>
+      </w:r>
+    </w:p>
+    <w:p>
+      <w:pPr>
+        <w:spacing w:line="324" w:lineRule="auto" w:after="120"/>
+      </w:pPr>
+      <w:r>
+        <w:rPr w:rFonts="맑은 고딕">
+          <w:rFonts w:ascii="맑은 고딕" w:hAnsi="맑은 고딕" w:eastAsia="맑은 고딕"/>
+          <w:b w:val="0"/>
+          <w:sz w:val="21"/>
+        </w:rPr>
+        <w:t>퀸이 빚어낸 미학은 장르의 경계를 부수고 순수한 음악적 카타르시스를 향해 뻗어 있었습니다. 오페라의 극적 긴장감을 록 밴드의 편성으로 경이롭게 구현한 'Bohemian Rhapsody'부터 훵크와 디스코의 리듬을 하드록의 호흡으로 완벽하게 체화한 'Another One Bites the Dust'에 이르기까지, 이 음반에 수록된 트랙들은 퀸이라는 거대한 예술적 용광로가 뿜어낸 가장 찬연한 불꽃들입니다. 그들의 음악 철학은 관습적인 틀에 안주하지 않고 끊임없이 새로운 음향적 실험을 감행하는 것이었으며, 거대한 스타디움의 관중 전체를 하나의 울림으로 포용하며 대중을 음악의 완성자로 초대하는 웅장한 연대의 예술이었습니다.</w:t>
+      </w:r>
+    </w:p>
+    <w:p>
+      <w:pPr>
+        <w:spacing w:line="324" w:lineRule="auto" w:after="120"/>
+      </w:pPr>
+      <w:r>
+        <w:rPr w:rFonts="맑은 고딕">
+          <w:rFonts w:ascii="맑은 고딕" w:hAnsi="맑은 고딕" w:eastAsia="맑은 고딕"/>
+          <w:b w:val="0"/>
+          <w:sz w:val="21"/>
+        </w:rPr>
+        <w:t>반세기에 가까운 세월이 흐른 오늘날에도 이 음반이 전 세계 음악 애호가들의 가슴을 깊게 울리는 이유는, 레코드의 소리골마다 스며 있는 진실한 열정과 드라마틱한 서정성 때문입니다. 아날로그 릴 테이프의 한계를 시험하며 수백 번의 오버더빙으로 완성해 낸 웅장한 코러스는 디지털의 차가운 정밀함이 결코 흉내 낼 수 없는 따스한 인간적 온기와 숨결을 품고 있습니다. 퀸의 [Greatest Hits]는 유한한 인간이 음악이라는 언어를 통해 영원을 갈망했던 찬란한 기록이며, 시간을 견뎌낸 진정한 고전만이 선사할 수 있는 영원불멸의 감동을 증명하는 찬연한 음악적 기념비입니다.</w:t>
       </w:r>
     </w:p>
     <w:p>
@@ -168,7 +187,7 @@
           <w:b w:val="0"/>
           <w:sz w:val="21"/>
         </w:rPr>
-        <w:t>1981년 10월 26일 EMI/Elektra를 통해 발매된 퀸의 첫 번째 공식 베스트 앨범으로, 데뷔 초기의 프로그레시브 및 글램 록 성향부터 1980년대 초반의 디스코, 팝 록에 이르는 눈부신 음악적 변천사를 총망라한 역사적 성격의 음반입니다.</w:t>
+        <w:t>1981년 10월 26일 EMI와 Elektra 레코드를 통해 전 세계에 발매되었으며, 1974년 초기 도약기 명곡부터 1980년 정규 앨범 [The Game] 및 [Flash Gordon]에 이르기까지 밴드의 첫 전성기 10년을 완벽하게 총망라한 공식 컴필레이션 음반입니다.</w:t>
       </w:r>
     </w:p>
     <w:p>
@@ -199,7 +218,7 @@
           <w:b w:val="0"/>
           <w:sz w:val="21"/>
         </w:rPr>
-        <w:t>영국 앨범 차트 통산 1,000주 이상 머무르며 영국 역사상 가장 많이 팔린 앨범 1위(영국 내 700만 장 이상)를 기록하였고, 전 세계적으로 2,500만 장 이상의 경이적인 판매고를 올리며 아날로그 시대와 디지털 시대를 통틀어 전 인류의 애청반으로 군림하고 있습니다.</w:t>
+        <w:t>영국 오피셜 앨범 차트 통산 1,000주 이상 차트인이라는 유례없는 대기록을 수립하였고, 영국 역사상 최초로 700만 장 이상의 판매고를 돌파한 최다 판매 앨범으로 등극하였습니다. 전 세계적으로는 누적 2,500만 장 이상의 경이적인 판매고를 기록하며 대중음악사상 가장 성공적인 베스트 앨범 중 하나로 자리 잡고 있습니다.</w:t>
       </w:r>
     </w:p>
     <w:p>
@@ -230,7 +249,7 @@
           <w:b w:val="0"/>
           <w:sz w:val="21"/>
         </w:rPr>
-        <w:t>영국 음반 산업 협회(BPI) 23× 플래티넘, 미국 음반 산업 협회(RIAA) 9× 플래티넘 인증을 비롯해, 롤링 스톤 및 NME 등 세계적 권위의 음악 매체들이 선정한 '역사상 가장 위대한 컴필레이션 앨범' 상위권에 항구적으로 이름을 올리고 있습니다.</w:t>
+        <w:t>영국 BPI 플래티넘 23회 인증, 미국 RIAA 9× 플래티넘(900만 장) 인증을 비롯해 전 세계 다수 국가에서 멀티 플래티넘을 석권하였으며, 주요 음악 매체와 평단으로부터 대중음악의 완벽한 입문서이자 불멸의 클래식으로 공인받고 있습니다.</w:t>
       </w:r>
     </w:p>
     <w:p>
@@ -306,7 +325,7 @@
           <w:b w:val="0"/>
           <w:sz w:val="21"/>
         </w:rPr>
-        <w:t>1970년 결성 (보컬 프레디 머큐리: 1946년 ~ 1991년)</w:t>
+        <w:t>1970년 결성 (활동: 1970년 ~ 현재)</w:t>
       </w:r>
     </w:p>
     <w:p>
@@ -368,7 +387,7 @@
           <w:b w:val="0"/>
           <w:sz w:val="21"/>
         </w:rPr>
-        <w:t>록 음악의 테두리 안에 클래식, 오페라, 보드빌, 가스펠 등 다채로운 음악 어휘를 끌어안으며 독창적인 예술 세계를 구축한 20세기 대중음악의 독보적 아이콘입니다. 천재적인 네 명의 멤버 전원이 각기 빌보드 1위 곡을 작곡할 만큼 탁월한 음악적 역량을 보유했으며, 프레디 머큐리의 극적인 가창력과 무대 장악력은 라이브 퍼포먼스의 궁극적 표준을 제시했습니다.</w:t>
+        <w:t>퀸은 하드록과 글램 록, 오페라와 팝을 유기적으로 결합하여 독보적인 음악적 문법을 완성한 20세기 최고의 록 밴드입니다. 프레디 머큐리의 압도적인 보컬 역량과 네 명의 멤버 전원이 차트 1위 곡을 작곡한 뛰어난 음악성을 바탕으로, 록 음악을 스타디움 규모의 종합 예술로 승화시키며 팝 음악사에 대체 불가능한 위상을 확립하였습니다.</w:t>
       </w:r>
     </w:p>
     <w:p>
@@ -413,7 +432,7 @@
           <w:b w:val="0"/>
           <w:sz w:val="21"/>
         </w:rPr>
-        <w:t>단순한 히트곡의 모음집을 넘어 1970년대 브리티시 록이 어떻게 클래식의 정교함과 대중 친화적인 스타디움 록으로 성숙해 갔는지를 증명하는 음악사적 사료입니다. 수록된 트랙 하나하나가 대중음악의 문법을 바꾼 혁신적인 명곡들로 구성되어 있어, 팝과 록을 공부하는 모든 이들에게 필청의 교과서로 자리매김하고 있습니다.</w:t>
+        <w:t>단순한 히트곡의 나열을 넘어, 단 한 장의 바이닐로 1970년대 브리티시 록 르네상스의 정점을 집약적으로 조망할 수 있는 교과서적인 완성도를 지닙니다. 하드록, 클래시컬 오페라, 로커빌리, 훵크 등 다채로운 장르를 완벽한 밴드 사운드로 용해해 냄으로써 팝과 클래식의 경계를 허문 음악사적 분수령으로 평가받습니다.</w:t>
       </w:r>
     </w:p>
     <w:p>
@@ -444,7 +463,7 @@
           <w:b w:val="0"/>
           <w:sz w:val="21"/>
         </w:rPr>
-        <w:t>오일 쇼크와 경제적 불황으로 음울했던 1970년대 후반의 영국과 전 세계 젊은이들에게 해방감과 카타르시스를 선사했던 시대의 서정시입니다. 라디오 전파와 바이닐을 통해 울려 퍼지던 이들의 멜로디는 고단한 일상을 잊게 만드는 찬란한 탈출구였으며, 청춘의 꿈과 낭만을 대변하는 뜨거운 문화적 함성이었습니다.</w:t>
+        <w:t>1970년대 오일 쇼크와 경제적 침체로 신음하던 영국 청춘들에게 퀸의 화려하고 장엄한 사운드는 잿빛 현실을 벗어나게 해주는 가장 낭만적인 해방구였습니다. 거대한 공연장에서 수만 명의 관중이 발을 구르고 합창하며 하나가 되던 그 시절의 문화적 카타르시스와 뜨거운 연대 의식이 이 앨범의 그루브마다 생생하게 각인되어 있습니다.</w:t>
       </w:r>
     </w:p>
     <w:p>
@@ -489,7 +508,7 @@
           <w:b w:val="0"/>
           <w:sz w:val="21"/>
         </w:rPr>
-        <w:t>아카펠라와 오페라, 하드 록이 기적처럼 맞물린 'Bohemian Rhapsody', 발을 구르고 손뼉을 치며 합일을 이끌어내는 불멸의 송가 'We Will Rock You'와 'We Are the Champions', 펑키한 베이스 리프가 일품인 'Another One Bites the Dust', 가스펠 풍의 유려한 코러스가 가슴을 적시는 'Somebody to Love' 등 극적인 서정성과 폭발적 에너지가 공존합니다.</w:t>
+        <w:t>록 오페라의 찬란한 금자탑이자 다층적인 보컬 하모니가 압도적인 'Bohemian Rhapsody', 묵직한 베이스 라인과 미니멀한 훵크 그루브의 정수를 보여주는 'Another One Bites the Dust', 전 세계 스타디움을 하나로 묶은 영원한 승리의 송가 'We Will Rock You'와 'We Are the Champions', 그리고 존 디콘의 따스하고 서정적인 멜로디가 빛나는 'You're My Best Friend' 등 매혹적인 명곡들이 유려하게 배치되어 있습니다.</w:t>
       </w:r>
     </w:p>
     <w:p>
@@ -520,7 +539,7 @@
           <w:b w:val="0"/>
           <w:sz w:val="21"/>
         </w:rPr>
-        <w:t>턴테이블의 바늘이 바이닐의 소릿골을 타며 전해지는 풍성한 아날로그의 온기는 디지털 음원에서 느끼기 힘든 브라이언 메이 특유의 '레드 스페셜' 기타 멀티 레이어 오케스트레이션과 로저 테일러의 묵직한 킥 드럼 사운드에 생명력을 불어넣습니다. 진공관 앰프를 통해 증폭되는 프레디 머큐리의 숨결과 공간감은 마치 1980년대 런던 웸블리 스타디움의 한가운데 서 있는 듯한 황홀한 현장감을 선사합니다.</w:t>
+        <w:t>진공관 앰프를 통해 출력되는 턴테이블 바늘 끝에서 브라이언 메이가 직접 제작한 '레드 스페셜' 기타 특유의 풍성한 하모닉스와 배음이 극대화됩니다. 특히 수십 번의 보컬 트랙이 겹겹이 쌓인 오페라 파트는 디지털 음원이 담아내지 못하는 아날로그 바이닐만의 깊은 무대감과 공간적 입체감을 전해주므로, 정위감이 우수한 아날로그 시스템에서의 감상을 권합니다.</w:t>
       </w:r>
     </w:p>
     <w:p>
@@ -551,7 +570,7 @@
           <w:b w:val="0"/>
           <w:sz w:val="21"/>
         </w:rPr>
-        <w:t>대중음악 역사상 가장 완벽한 트랙 리스트를 자랑하는 컬렉션이자 오리지널 마스터 테이프의 숨결을 고스란히 간직한 LP로, 정통 바이닐 애호가와 클래식/록 컬렉터라면 반드시 랙의 중심에 갖추어야 할 불후의 명반입니다.</w:t>
+        <w:t>대중음악의 황금기를 단 한 장의 음반으로 압축해 낸 기념비적인 걸작이자, 퀸이라는 전설의 음악적 궤적을 가장 순수하게 만날 수 있는 LP 컬렉터들의 필수 명반입니다. 세월이 흐를수록 깊이를 더해가는 앨범 재킷의 고전적인 아우라와 소리골에 새겨진 마스터 테이프 본연의 아날로그 질감은 평생을 곁에 두고 음미할 만한 절대적인 예술적 가치를 지닙니다.</w:t>
       </w:r>
     </w:p>
     <w:p>
@@ -565,7 +584,7 @@
           <w:color w:val="4338CA"/>
           <w:sz w:val="21"/>
         </w:rPr>
-        <w:t>이 음반을 통해 턴테이블의 따스한 회전 속에서 불꽃처럼 타오르는 프레디 머큐리의 영혼과 퀸의 찬란했던 음악적 영광이 전해주는 감동을 다시 한번 경험해 보시는 것은 어떨까요?</w:t>
+        <w:t>이 음반을 통해 한 시대를 찬란하게 수놓았던 퀸의 뜨거운 예술혼과 턴테이블 소리골을 타고 흐르는 아날로그 선율이 전해주는 감동을 다시 한번 경험해 보시는 것은 어떨까요?</w:t>
       </w:r>
     </w:p>
     <w:sectPr>
